--- a/Hierarchical Time Series/summary of Luca papers.docx
+++ b/Hierarchical Time Series/summary of Luca papers.docx
@@ -2100,7 +2100,7 @@
           <w:sz w:val="20"/>
           <w:szCs w:val="20"/>
         </w:rPr>
-        <w:pict w14:anchorId="27960E28">
+        <w:pict w14:anchorId="70B9519B">
           <v:rect id="_x0000_i1026" alt="" style="width:468pt;height:.05pt;mso-width-percent:0;mso-height-percent:0;mso-width-percent:0;mso-height-percent:0" o:hralign="center" o:hrstd="t" o:hr="t" fillcolor="#a0a0a0" stroked="f"/>
         </w:pict>
       </w:r>
@@ -2752,7 +2752,7 @@
           <w:sz w:val="20"/>
           <w:szCs w:val="20"/>
         </w:rPr>
-        <w:pict w14:anchorId="6F75C888">
+        <w:pict w14:anchorId="2CC342A0">
           <v:rect id="_x0000_i1025" alt="" style="width:468pt;height:.05pt;mso-width-percent:0;mso-height-percent:0;mso-width-percent:0;mso-height-percent:0" o:hralign="center" o:hrstd="t" o:hr="t" fillcolor="#a0a0a0" stroked="f"/>
         </w:pict>
       </w:r>
@@ -4826,7 +4826,27 @@
           <w:szCs w:val="28"/>
           <w:lang w:bidi="fa-IR"/>
         </w:rPr>
-        <w:t>not really useful.</w:t>
+        <w:t xml:space="preserve">not </w:t>
+      </w:r>
+      <w:r>
+        <w:rPr>
+          <w:b/>
+          <w:bCs/>
+          <w:sz w:val="28"/>
+          <w:szCs w:val="28"/>
+          <w:lang w:bidi="fa-IR"/>
+        </w:rPr>
+        <w:t>useful</w:t>
+      </w:r>
+      <w:r>
+        <w:rPr>
+          <w:b/>
+          <w:bCs/>
+          <w:sz w:val="28"/>
+          <w:szCs w:val="28"/>
+          <w:lang w:bidi="fa-IR"/>
+        </w:rPr>
+        <w:t>.</w:t>
       </w:r>
     </w:p>
     <w:p>

--- a/Hierarchical Time Series/summary of Luca papers.docx
+++ b/Hierarchical Time Series/summary of Luca papers.docx
@@ -31,7 +31,16 @@
         <w:t>(Rob J Hyndman, Roman A Ahmed)</w:t>
       </w:r>
     </w:p>
-    <w:p/>
+    <w:p>
+      <w:pPr>
+        <w:bidi/>
+        <w:rPr>
+          <w:rFonts w:hint="cs"/>
+          <w:rtl/>
+          <w:lang w:bidi="fa-IR"/>
+        </w:rPr>
+      </w:pPr>
+    </w:p>
     <w:p>
       <w:r>
         <w:t>Define Bottom-up and top-down methods and proposed Optimal Combination.</w:t>
@@ -1732,73 +1741,26 @@
           <w14:ligatures w14:val="none"/>
         </w:rPr>
         <w:lastRenderedPageBreak/>
-        <w:t xml:space="preserve">7 - </w:t>
-      </w:r>
-      <w:r>
+        <w:t>7 - End-to-End Learning of Coherent Probabilistic Forecasts for Hierarchical Time Series  (Syama Sundar Rangapuram)</w:t>
+      </w:r>
+    </w:p>
+    <w:p>
+      <w:pPr>
+        <w:spacing w:before="100" w:beforeAutospacing="1" w:after="100" w:afterAutospacing="1" w:line="240" w:lineRule="auto"/>
         <w:rPr>
           <w:rFonts w:ascii="Times New Roman" w:eastAsia="Times New Roman" w:hAnsi="Times New Roman" w:cs="Times New Roman"/>
           <w:b/>
           <w:bCs/>
           <w:kern w:val="0"/>
-          <w:sz w:val="36"/>
-          <w:szCs w:val="36"/>
-          <w14:ligatures w14:val="none"/>
-        </w:rPr>
-        <w:t xml:space="preserve">End-to-End Learning of Coherent Probabilistic Forecasts for Hierarchical Time Series  </w:t>
-      </w:r>
+          <w14:ligatures w14:val="none"/>
+        </w:rPr>
+      </w:pPr>
       <w:r>
         <w:rPr>
           <w:rFonts w:ascii="Times New Roman" w:eastAsia="Times New Roman" w:hAnsi="Times New Roman" w:cs="Times New Roman"/>
           <w:b/>
           <w:bCs/>
-          <w:kern w:val="0"/>
-          <w:sz w:val="36"/>
-          <w:szCs w:val="36"/>
-          <w14:ligatures w14:val="none"/>
-        </w:rPr>
-        <w:t>(</w:t>
-      </w:r>
-      <w:r>
-        <w:rPr>
-          <w:rFonts w:ascii="Times New Roman" w:eastAsia="Times New Roman" w:hAnsi="Times New Roman" w:cs="Times New Roman"/>
-          <w:b/>
-          <w:bCs/>
-          <w:kern w:val="0"/>
-          <w:sz w:val="36"/>
-          <w:szCs w:val="36"/>
-          <w14:ligatures w14:val="none"/>
-        </w:rPr>
-        <w:t>Syama Sundar Rangapuram</w:t>
-      </w:r>
-      <w:r>
-        <w:rPr>
-          <w:rFonts w:ascii="Times New Roman" w:eastAsia="Times New Roman" w:hAnsi="Times New Roman" w:cs="Times New Roman"/>
-          <w:b/>
-          <w:bCs/>
-          <w:kern w:val="0"/>
-          <w:sz w:val="36"/>
-          <w:szCs w:val="36"/>
-          <w14:ligatures w14:val="none"/>
-        </w:rPr>
-        <w:t>)</w:t>
-      </w:r>
-    </w:p>
-    <w:p>
-      <w:pPr>
-        <w:spacing w:before="100" w:beforeAutospacing="1" w:after="100" w:afterAutospacing="1" w:line="240" w:lineRule="auto"/>
-        <w:rPr>
-          <w:rFonts w:ascii="Times New Roman" w:eastAsia="Times New Roman" w:hAnsi="Times New Roman" w:cs="Times New Roman"/>
-          <w:b/>
-          <w:bCs/>
-          <w:kern w:val="0"/>
-          <w14:ligatures w14:val="none"/>
-        </w:rPr>
-      </w:pPr>
-      <w:r>
-        <w:rPr>
-          <w:rFonts w:ascii="Times New Roman" w:eastAsia="Times New Roman" w:hAnsi="Times New Roman" w:cs="Times New Roman"/>
-          <w:b/>
-          <w:bCs/>
+          <w:noProof/>
           <w:kern w:val="0"/>
           <w14:ligatures w14:val="none"/>
         </w:rPr>
@@ -2100,7 +2062,7 @@
           <w:sz w:val="20"/>
           <w:szCs w:val="20"/>
         </w:rPr>
-        <w:pict w14:anchorId="70B9519B">
+        <w:pict w14:anchorId="2A40F502">
           <v:rect id="_x0000_i1026" alt="" style="width:468pt;height:.05pt;mso-width-percent:0;mso-height-percent:0;mso-width-percent:0;mso-height-percent:0" o:hralign="center" o:hrstd="t" o:hr="t" fillcolor="#a0a0a0" stroked="f"/>
         </w:pict>
       </w:r>
@@ -2752,7 +2714,7 @@
           <w:sz w:val="20"/>
           <w:szCs w:val="20"/>
         </w:rPr>
-        <w:pict w14:anchorId="2CC342A0">
+        <w:pict w14:anchorId="1290B180">
           <v:rect id="_x0000_i1025" alt="" style="width:468pt;height:.05pt;mso-width-percent:0;mso-height-percent:0;mso-width-percent:0;mso-height-percent:0" o:hralign="center" o:hrstd="t" o:hr="t" fillcolor="#a0a0a0" stroked="f"/>
         </w:pict>
       </w:r>
@@ -3002,16 +2964,30 @@
           <w:sz w:val="28"/>
           <w:szCs w:val="28"/>
         </w:rPr>
-        <w:t xml:space="preserve"> </w:t>
-      </w:r>
-      <w:r>
+        <w:t xml:space="preserve"> Deep LSTM-Based Transfer Learning Approach for Coherent Forecasts in Hierarchical Time Series</w:t>
+      </w:r>
+    </w:p>
+    <w:p>
+      <w:pPr>
+        <w:tabs>
+          <w:tab w:val="left" w:pos="2071"/>
+        </w:tabs>
         <w:rPr>
           <w:b/>
           <w:bCs/>
           <w:sz w:val="28"/>
           <w:szCs w:val="28"/>
         </w:rPr>
-        <w:t>Deep LSTM-Based Transfer Learning Approach for Coherent Forecasts in Hierarchical Time Series</w:t>
+      </w:pPr>
+      <w:r>
+        <w:rPr>
+          <w:b/>
+          <w:bCs/>
+        </w:rPr>
+        <w:t>Best for coherent probabilistic forecasting</w:t>
+      </w:r>
+      <w:r>
+        <w:t>.</w:t>
       </w:r>
     </w:p>
     <w:p>
@@ -3020,28 +2996,66 @@
           <w:tab w:val="left" w:pos="2071"/>
         </w:tabs>
         <w:rPr>
-          <w:b/>
-          <w:bCs/>
-          <w:sz w:val="28"/>
-          <w:szCs w:val="28"/>
-        </w:rPr>
-      </w:pPr>
-      <w:r>
-        <w:rPr>
-          <w:b/>
-          <w:bCs/>
-        </w:rPr>
-        <w:t xml:space="preserve">Best for </w:t>
-      </w:r>
-      <w:r>
-        <w:rPr>
-          <w:b/>
-          <w:bCs/>
-        </w:rPr>
-        <w:t>coherent probabilistic forecasting</w:t>
-      </w:r>
-      <w:r>
-        <w:t>.</w:t>
+          <w:sz w:val="22"/>
+          <w:szCs w:val="22"/>
+          <w:lang w:bidi="fa-IR"/>
+        </w:rPr>
+      </w:pPr>
+      <w:r>
+        <w:rPr>
+          <w:sz w:val="22"/>
+          <w:szCs w:val="22"/>
+          <w:lang w:bidi="fa-IR"/>
+        </w:rPr>
+        <w:t xml:space="preserve">They </w:t>
+      </w:r>
+      <w:r>
+        <w:rPr>
+          <w:sz w:val="22"/>
+          <w:szCs w:val="22"/>
+          <w:lang w:bidi="fa-IR"/>
+        </w:rPr>
+        <w:t>developed a Deep Long Short</w:t>
+      </w:r>
+      <w:r>
+        <w:rPr>
+          <w:sz w:val="22"/>
+          <w:szCs w:val="22"/>
+          <w:lang w:bidi="fa-IR"/>
+        </w:rPr>
+        <w:t>-</w:t>
+      </w:r>
+      <w:r>
+        <w:rPr>
+          <w:sz w:val="22"/>
+          <w:szCs w:val="22"/>
+          <w:lang w:bidi="fa-IR"/>
+        </w:rPr>
+        <w:t>Term Memory (DLSTM)</w:t>
+      </w:r>
+      <w:r>
+        <w:rPr>
+          <w:sz w:val="22"/>
+          <w:szCs w:val="22"/>
+          <w:lang w:bidi="fa-IR"/>
+        </w:rPr>
+        <w:t xml:space="preserve"> in </w:t>
+      </w:r>
+      <w:r>
+        <w:rPr>
+          <w:sz w:val="22"/>
+          <w:szCs w:val="22"/>
+          <w:lang w:bidi="fa-IR"/>
+        </w:rPr>
+        <w:t>an auto-encoder (AE)</w:t>
+      </w:r>
+      <w:r>
+        <w:rPr>
+          <w:sz w:val="22"/>
+          <w:szCs w:val="22"/>
+          <w:lang w:bidi="fa-IR"/>
+        </w:rPr>
+        <w:t xml:space="preserve"> so DLSTM-AE</w:t>
       </w:r>
     </w:p>
     <w:p>
@@ -3061,55 +3075,39 @@
           <w:szCs w:val="22"/>
           <w:lang w:bidi="fa-IR"/>
         </w:rPr>
-        <w:t xml:space="preserve">They </w:t>
-      </w:r>
-      <w:r>
-        <w:rPr>
-          <w:sz w:val="22"/>
-          <w:szCs w:val="22"/>
-          <w:lang w:bidi="fa-IR"/>
-        </w:rPr>
-        <w:t>developed a Deep Long Short</w:t>
-      </w:r>
-      <w:r>
-        <w:rPr>
-          <w:sz w:val="22"/>
-          <w:szCs w:val="22"/>
-          <w:lang w:bidi="fa-IR"/>
-        </w:rPr>
-        <w:t>-</w:t>
-      </w:r>
-      <w:r>
-        <w:rPr>
-          <w:sz w:val="22"/>
-          <w:szCs w:val="22"/>
-          <w:lang w:bidi="fa-IR"/>
-        </w:rPr>
-        <w:t>Term Memory (DLSTM)</w:t>
-      </w:r>
-      <w:r>
-        <w:rPr>
-          <w:sz w:val="22"/>
-          <w:szCs w:val="22"/>
-          <w:lang w:bidi="fa-IR"/>
-        </w:rPr>
-        <w:t xml:space="preserve"> in </w:t>
-      </w:r>
-      <w:r>
-        <w:rPr>
-          <w:sz w:val="22"/>
-          <w:szCs w:val="22"/>
-          <w:lang w:bidi="fa-IR"/>
-        </w:rPr>
-        <w:t>an auto-encoder (AE)</w:t>
-      </w:r>
-      <w:r>
-        <w:rPr>
-          <w:sz w:val="22"/>
-          <w:szCs w:val="22"/>
-          <w:lang w:bidi="fa-IR"/>
-        </w:rPr>
-        <w:t xml:space="preserve"> so DLSTM-AE</w:t>
+        <w:t>two different datasets</w:t>
+      </w:r>
+      <w:r>
+        <w:rPr>
+          <w:sz w:val="22"/>
+          <w:szCs w:val="22"/>
+          <w:lang w:bidi="fa-IR"/>
+        </w:rPr>
+        <w:t>: 1-</w:t>
+      </w:r>
+      <w:r>
+        <w:rPr>
+          <w:sz w:val="22"/>
+          <w:szCs w:val="22"/>
+          <w:lang w:bidi="fa-IR"/>
+        </w:rPr>
+        <w:t xml:space="preserve">the Brazilian electrical power dataset </w:t>
+      </w:r>
+      <w:r>
+        <w:rPr>
+          <w:sz w:val="22"/>
+          <w:szCs w:val="22"/>
+          <w:lang w:bidi="fa-IR"/>
+        </w:rPr>
+        <w:t xml:space="preserve">2- </w:t>
+      </w:r>
+      <w:r>
+        <w:rPr>
+          <w:sz w:val="22"/>
+          <w:szCs w:val="22"/>
+          <w:lang w:bidi="fa-IR"/>
+        </w:rPr>
+        <w:t>the Australian tourism dataset</w:t>
       </w:r>
     </w:p>
     <w:p>
@@ -3129,39 +3127,7 @@
           <w:szCs w:val="22"/>
           <w:lang w:bidi="fa-IR"/>
         </w:rPr>
-        <w:t>two different datasets</w:t>
-      </w:r>
-      <w:r>
-        <w:rPr>
-          <w:sz w:val="22"/>
-          <w:szCs w:val="22"/>
-          <w:lang w:bidi="fa-IR"/>
-        </w:rPr>
-        <w:t>: 1-</w:t>
-      </w:r>
-      <w:r>
-        <w:rPr>
-          <w:sz w:val="22"/>
-          <w:szCs w:val="22"/>
-          <w:lang w:bidi="fa-IR"/>
-        </w:rPr>
-        <w:t xml:space="preserve">the Brazilian electrical power dataset </w:t>
-      </w:r>
-      <w:r>
-        <w:rPr>
-          <w:sz w:val="22"/>
-          <w:szCs w:val="22"/>
-          <w:lang w:bidi="fa-IR"/>
-        </w:rPr>
-        <w:t xml:space="preserve">2- </w:t>
-      </w:r>
-      <w:r>
-        <w:rPr>
-          <w:sz w:val="22"/>
-          <w:szCs w:val="22"/>
-          <w:lang w:bidi="fa-IR"/>
-        </w:rPr>
-        <w:t>the Australian tourism dataset</w:t>
+        <w:t xml:space="preserve">Metrics: </w:t>
       </w:r>
     </w:p>
     <w:p>
@@ -3177,11 +3143,21 @@
       </w:pPr>
       <w:r>
         <w:rPr>
-          <w:sz w:val="22"/>
-          <w:szCs w:val="22"/>
-          <w:lang w:bidi="fa-IR"/>
-        </w:rPr>
-        <w:t xml:space="preserve">Metrics: </w:t>
+          <w:b/>
+          <w:bCs/>
+          <w:sz w:val="22"/>
+          <w:szCs w:val="22"/>
+          <w:lang w:bidi="fa-IR"/>
+        </w:rPr>
+        <w:t>MAPE</w:t>
+      </w:r>
+      <w:r>
+        <w:rPr>
+          <w:sz w:val="22"/>
+          <w:szCs w:val="22"/>
+          <w:lang w:bidi="fa-IR"/>
+        </w:rPr>
+        <w:t xml:space="preserve"> (Mean Absolut Percentage Error), </w:t>
       </w:r>
     </w:p>
     <w:p>
@@ -3203,15 +3179,15 @@
           <w:szCs w:val="22"/>
           <w:lang w:bidi="fa-IR"/>
         </w:rPr>
-        <w:t>MAPE</w:t>
-      </w:r>
-      <w:r>
-        <w:rPr>
-          <w:sz w:val="22"/>
-          <w:szCs w:val="22"/>
-          <w:lang w:bidi="fa-IR"/>
-        </w:rPr>
-        <w:t xml:space="preserve"> (Mean Absolut Percentage Error), </w:t>
+        <w:t>dRMSE</w:t>
+      </w:r>
+      <w:r>
+        <w:rPr>
+          <w:sz w:val="22"/>
+          <w:szCs w:val="22"/>
+          <w:lang w:bidi="fa-IR"/>
+        </w:rPr>
+        <w:t xml:space="preserve"> (Root Mean Squared Error of Differences between two consecutive forecasts instead of actual value.),</w:t>
       </w:r>
     </w:p>
     <w:p>
@@ -3227,21 +3203,29 @@
       </w:pPr>
       <w:r>
         <w:rPr>
-          <w:b/>
-          <w:bCs/>
-          <w:sz w:val="22"/>
-          <w:szCs w:val="22"/>
-          <w:lang w:bidi="fa-IR"/>
-        </w:rPr>
-        <w:t>dRMSE</w:t>
-      </w:r>
-      <w:r>
-        <w:rPr>
-          <w:sz w:val="22"/>
-          <w:szCs w:val="22"/>
-          <w:lang w:bidi="fa-IR"/>
-        </w:rPr>
-        <w:t xml:space="preserve"> (Root Mean Squared Error of Differences between two consecutive forecasts instead of actual value.),</w:t>
+          <w:sz w:val="22"/>
+          <w:szCs w:val="22"/>
+          <w:lang w:bidi="fa-IR"/>
+        </w:rPr>
+        <w:t xml:space="preserve"> </w:t>
+      </w:r>
+      <w:r>
+        <w:rPr>
+          <w:b/>
+          <w:bCs/>
+          <w:sz w:val="22"/>
+          <w:szCs w:val="22"/>
+          <w:lang w:bidi="fa-IR"/>
+        </w:rPr>
+        <w:t>MSE</w:t>
+      </w:r>
+      <w:r>
+        <w:rPr>
+          <w:sz w:val="22"/>
+          <w:szCs w:val="22"/>
+          <w:lang w:bidi="fa-IR"/>
+        </w:rPr>
+        <w:t xml:space="preserve"> (Mean Squared Error)</w:t>
       </w:r>
     </w:p>
     <w:p>
@@ -3255,6 +3239,48 @@
           <w:lang w:bidi="fa-IR"/>
         </w:rPr>
       </w:pPr>
+    </w:p>
+    <w:p>
+      <w:pPr>
+        <w:tabs>
+          <w:tab w:val="left" w:pos="2071"/>
+        </w:tabs>
+        <w:bidi/>
+        <w:rPr>
+          <w:sz w:val="22"/>
+          <w:szCs w:val="22"/>
+          <w:rtl/>
+          <w:lang w:bidi="fa-IR"/>
+        </w:rPr>
+      </w:pPr>
+    </w:p>
+    <w:p>
+      <w:pPr>
+        <w:tabs>
+          <w:tab w:val="left" w:pos="2071"/>
+        </w:tabs>
+        <w:rPr>
+          <w:sz w:val="22"/>
+          <w:szCs w:val="22"/>
+          <w:lang w:bidi="fa-IR"/>
+        </w:rPr>
+      </w:pPr>
+      <w:r>
+        <w:rPr>
+          <w:sz w:val="22"/>
+          <w:szCs w:val="22"/>
+          <w:lang w:bidi="fa-IR"/>
+        </w:rPr>
+        <w:t>Approach</w:t>
+      </w:r>
+      <w:r>
+        <w:rPr>
+          <w:sz w:val="22"/>
+          <w:szCs w:val="22"/>
+          <w:lang w:bidi="fa-IR"/>
+        </w:rPr>
+        <w:t>:</w:t>
+      </w:r>
       <w:r>
         <w:rPr>
           <w:sz w:val="22"/>
@@ -3263,24 +3289,6 @@
         </w:rPr>
         <w:t xml:space="preserve"> </w:t>
       </w:r>
-      <w:r>
-        <w:rPr>
-          <w:b/>
-          <w:bCs/>
-          <w:sz w:val="22"/>
-          <w:szCs w:val="22"/>
-          <w:lang w:bidi="fa-IR"/>
-        </w:rPr>
-        <w:t>MSE</w:t>
-      </w:r>
-      <w:r>
-        <w:rPr>
-          <w:sz w:val="22"/>
-          <w:szCs w:val="22"/>
-          <w:lang w:bidi="fa-IR"/>
-        </w:rPr>
-        <w:t xml:space="preserve"> (Mean Squared Error)</w:t>
-      </w:r>
     </w:p>
     <w:p>
       <w:pPr>
@@ -3293,18 +3301,31 @@
           <w:lang w:bidi="fa-IR"/>
         </w:rPr>
       </w:pPr>
+      <w:r>
+        <w:rPr>
+          <w:sz w:val="22"/>
+          <w:szCs w:val="22"/>
+          <w:lang w:bidi="fa-IR"/>
+        </w:rPr>
+        <w:t>They combine some approaches in Deep learning. They are</w:t>
+      </w:r>
+      <w:r>
+        <w:rPr>
+          <w:sz w:val="22"/>
+          <w:szCs w:val="22"/>
+          <w:lang w:bidi="fa-IR"/>
+        </w:rPr>
+        <w:t xml:space="preserve"> using an Auto Encoder (AE) Architecture contains an encoder that by getting the sequential data as input, try to learn some latent features. And in the decoder part try to generate sequential data from the latent features found in encoder.</w:t>
+      </w:r>
     </w:p>
     <w:p>
       <w:pPr>
         <w:tabs>
           <w:tab w:val="left" w:pos="2071"/>
         </w:tabs>
-        <w:bidi/>
-        <w:rPr>
-          <w:rFonts w:hint="cs"/>
-          <w:sz w:val="22"/>
-          <w:szCs w:val="22"/>
-          <w:rtl/>
+        <w:rPr>
+          <w:sz w:val="22"/>
+          <w:szCs w:val="22"/>
           <w:lang w:bidi="fa-IR"/>
         </w:rPr>
       </w:pPr>
@@ -3326,23 +3347,7 @@
           <w:szCs w:val="22"/>
           <w:lang w:bidi="fa-IR"/>
         </w:rPr>
-        <w:t>Approach</w:t>
-      </w:r>
-      <w:r>
-        <w:rPr>
-          <w:sz w:val="22"/>
-          <w:szCs w:val="22"/>
-          <w:lang w:bidi="fa-IR"/>
-        </w:rPr>
-        <w:t>:</w:t>
-      </w:r>
-      <w:r>
-        <w:rPr>
-          <w:sz w:val="22"/>
-          <w:szCs w:val="22"/>
-          <w:lang w:bidi="fa-IR"/>
-        </w:rPr>
-        <w:t xml:space="preserve"> </w:t>
+        <w:t>For each part of AE they use a LSTM model (Long short-term Memory) that is an RNN model to learn sequent of data.</w:t>
       </w:r>
     </w:p>
     <w:p>
@@ -3356,38 +3361,6 @@
           <w:lang w:bidi="fa-IR"/>
         </w:rPr>
       </w:pPr>
-      <w:r>
-        <w:rPr>
-          <w:sz w:val="22"/>
-          <w:szCs w:val="22"/>
-          <w:lang w:bidi="fa-IR"/>
-        </w:rPr>
-        <w:t>They combine some approaches in Deep learning. They are</w:t>
-      </w:r>
-      <w:r>
-        <w:rPr>
-          <w:sz w:val="22"/>
-          <w:szCs w:val="22"/>
-          <w:lang w:bidi="fa-IR"/>
-        </w:rPr>
-        <w:t xml:space="preserve"> using an Auto Encoder (AE) Architecture contains an encoder that by getting the sequential data as input, try to learn some latent features. And in the decoder part try to generate </w:t>
-      </w:r>
-      <w:r>
-        <w:rPr>
-          <w:sz w:val="22"/>
-          <w:szCs w:val="22"/>
-          <w:lang w:bidi="fa-IR"/>
-        </w:rPr>
-        <w:t>sequential data</w:t>
-      </w:r>
-      <w:r>
-        <w:rPr>
-          <w:sz w:val="22"/>
-          <w:szCs w:val="22"/>
-          <w:lang w:bidi="fa-IR"/>
-        </w:rPr>
-        <w:t xml:space="preserve"> from the latent features found in encoder.</w:t>
-      </w:r>
     </w:p>
     <w:p>
       <w:pPr>
@@ -3400,6 +3373,23 @@
           <w:lang w:bidi="fa-IR"/>
         </w:rPr>
       </w:pPr>
+      <w:r>
+        <w:rPr>
+          <w:sz w:val="22"/>
+          <w:szCs w:val="22"/>
+          <w:lang w:bidi="fa-IR"/>
+        </w:rPr>
+        <w:lastRenderedPageBreak/>
+        <w:t xml:space="preserve">On the other hand, they are using Transfer learning to reduce the computational cost, first they train the model using just bottom level and then the weights of trained model  will be frozen </w:t>
+      </w:r>
+      <w:r>
+        <w:rPr>
+          <w:sz w:val="22"/>
+          <w:szCs w:val="22"/>
+          <w:lang w:bidi="fa-IR"/>
+        </w:rPr>
+        <w:t>and the model tuned on the upper levels for better forecasts.</w:t>
+      </w:r>
     </w:p>
     <w:p>
       <w:pPr>
@@ -3414,83 +3404,7 @@
       </w:pPr>
       <w:r>
         <w:rPr>
-          <w:sz w:val="22"/>
-          <w:szCs w:val="22"/>
-          <w:lang w:bidi="fa-IR"/>
-        </w:rPr>
-        <w:t>For each part of AE they use a LSTM model (Long short-term Memory) that is an RNN model to learn sequent of data.</w:t>
-      </w:r>
-    </w:p>
-    <w:p>
-      <w:pPr>
-        <w:tabs>
-          <w:tab w:val="left" w:pos="2071"/>
-        </w:tabs>
-        <w:rPr>
-          <w:sz w:val="22"/>
-          <w:szCs w:val="22"/>
-          <w:lang w:bidi="fa-IR"/>
-        </w:rPr>
-      </w:pPr>
-    </w:p>
-    <w:p>
-      <w:pPr>
-        <w:tabs>
-          <w:tab w:val="left" w:pos="2071"/>
-        </w:tabs>
-        <w:rPr>
-          <w:sz w:val="22"/>
-          <w:szCs w:val="22"/>
-          <w:lang w:bidi="fa-IR"/>
-        </w:rPr>
-      </w:pPr>
-      <w:r>
-        <w:rPr>
-          <w:sz w:val="22"/>
-          <w:szCs w:val="22"/>
-          <w:lang w:bidi="fa-IR"/>
-        </w:rPr>
-        <w:lastRenderedPageBreak/>
-        <w:t xml:space="preserve">On the other hand, they are using Transfer learning to reduce the computational cost, first they train the model using just bottom level and then the weights </w:t>
-      </w:r>
-      <w:r>
-        <w:rPr>
-          <w:sz w:val="22"/>
-          <w:szCs w:val="22"/>
-          <w:lang w:bidi="fa-IR"/>
-        </w:rPr>
-        <w:t xml:space="preserve">of trained model </w:t>
-      </w:r>
-      <w:r>
-        <w:rPr>
-          <w:sz w:val="22"/>
-          <w:szCs w:val="22"/>
-          <w:lang w:bidi="fa-IR"/>
-        </w:rPr>
-        <w:t xml:space="preserve"> will be frozen </w:t>
-      </w:r>
-      <w:r>
-        <w:rPr>
-          <w:sz w:val="22"/>
-          <w:szCs w:val="22"/>
-          <w:lang w:bidi="fa-IR"/>
-        </w:rPr>
-        <w:t>and the model tuned on the upper levels for better forecasts.</w:t>
-      </w:r>
-    </w:p>
-    <w:p>
-      <w:pPr>
-        <w:tabs>
-          <w:tab w:val="left" w:pos="2071"/>
-        </w:tabs>
-        <w:rPr>
-          <w:sz w:val="22"/>
-          <w:szCs w:val="22"/>
-          <w:lang w:bidi="fa-IR"/>
-        </w:rPr>
-      </w:pPr>
-      <w:r>
-        <w:rPr>
+          <w:noProof/>
           <w:sz w:val="22"/>
           <w:szCs w:val="22"/>
           <w:lang w:bidi="fa-IR"/>
@@ -3579,6 +3493,7 @@
       </w:r>
       <w:r>
         <w:rPr>
+          <w:noProof/>
           <w:sz w:val="22"/>
           <w:szCs w:val="22"/>
           <w:lang w:bidi="fa-IR"/>
@@ -3697,47 +3612,7 @@
           <w:szCs w:val="32"/>
           <w:lang w:bidi="fa-IR"/>
         </w:rPr>
-        <w:t xml:space="preserve">9 - </w:t>
-      </w:r>
-      <w:r>
-        <w:rPr>
-          <w:b/>
-          <w:bCs/>
-          <w:sz w:val="32"/>
-          <w:szCs w:val="32"/>
-          <w:lang w:bidi="fa-IR"/>
-        </w:rPr>
-        <w:t xml:space="preserve">A machine learning approach for forecasting hierarchical time series </w:t>
-      </w:r>
-      <w:r>
-        <w:rPr>
-          <w:b/>
-          <w:bCs/>
-          <w:sz w:val="32"/>
-          <w:szCs w:val="32"/>
-          <w:lang w:bidi="fa-IR"/>
-        </w:rPr>
-        <w:t>(</w:t>
-      </w:r>
-      <w:r>
-        <w:rPr>
-          <w:b/>
-          <w:bCs/>
-          <w:sz w:val="32"/>
-          <w:szCs w:val="32"/>
-          <w:lang w:bidi="fa-IR"/>
-        </w:rPr>
-        <w:t>Paolo Mancuso</w:t>
-      </w:r>
-      <w:r>
-        <w:rPr>
-          <w:b/>
-          <w:bCs/>
-          <w:sz w:val="32"/>
-          <w:szCs w:val="32"/>
-          <w:lang w:bidi="fa-IR"/>
-        </w:rPr>
-        <w:t>)</w:t>
+        <w:t>9 - A machine learning approach for forecasting hierarchical time series (Paolo Mancuso)</w:t>
       </w:r>
     </w:p>
     <w:p>
@@ -4694,17 +4569,7 @@
           <w:szCs w:val="28"/>
           <w:lang w:bidi="fa-IR"/>
         </w:rPr>
-        <w:t xml:space="preserve">11 - </w:t>
-      </w:r>
-      <w:r>
-        <w:rPr>
-          <w:b/>
-          <w:bCs/>
-          <w:sz w:val="28"/>
-          <w:szCs w:val="28"/>
-          <w:lang w:bidi="fa-IR"/>
-        </w:rPr>
-        <w:t>Hierarchical Probabilistic Forecasting of Electricity  Demand with Smart Meter Data</w:t>
+        <w:t>11 - Hierarchical Probabilistic Forecasting of Electricity  Demand with Smart Meter Data</w:t>
       </w:r>
       <w:r>
         <w:rPr>

--- a/Hierarchical Time Series/summary of Luca papers.docx
+++ b/Hierarchical Time Series/summary of Luca papers.docx
@@ -515,7 +515,24 @@
           <w:b/>
           <w:bCs/>
         </w:rPr>
-        <w:t>5 - Model selection in reconciling hierarchical time series (Mahdi Abolghasemi · Rob J. Hyndman · Evangelos Spiliotis3 · Christoph Bergmeir)</w:t>
+        <w:t xml:space="preserve">5 </w:t>
+      </w:r>
+      <w:r>
+        <w:rPr>
+          <w:rStyle w:val="citation-353"/>
+          <w:b/>
+          <w:bCs/>
+          <w:highlight w:val="yellow"/>
+        </w:rPr>
+        <w:t>- Model selection in reconciling hierarchical time series</w:t>
+      </w:r>
+      <w:r>
+        <w:rPr>
+          <w:rStyle w:val="citation-353"/>
+          <w:b/>
+          <w:bCs/>
+        </w:rPr>
+        <w:t xml:space="preserve"> (Mahdi Abolghasemi · Rob J. Hyndman · Evangelos Spiliotis3 · Christoph Bergmeir)</w:t>
       </w:r>
     </w:p>
     <w:p>
@@ -1741,7 +1758,32 @@
           <w14:ligatures w14:val="none"/>
         </w:rPr>
         <w:lastRenderedPageBreak/>
-        <w:t>7 - End-to-End Learning of Coherent Probabilistic Forecasts for Hierarchical Time Series  (Syama Sundar Rangapuram)</w:t>
+        <w:t xml:space="preserve">7 - </w:t>
+      </w:r>
+      <w:r>
+        <w:rPr>
+          <w:rFonts w:ascii="Times New Roman" w:eastAsia="Times New Roman" w:hAnsi="Times New Roman" w:cs="Times New Roman"/>
+          <w:b/>
+          <w:bCs/>
+          <w:kern w:val="0"/>
+          <w:sz w:val="36"/>
+          <w:szCs w:val="36"/>
+          <w:highlight w:val="yellow"/>
+          <w14:ligatures w14:val="none"/>
+        </w:rPr>
+        <w:t>End-to-End Learning</w:t>
+      </w:r>
+      <w:r>
+        <w:rPr>
+          <w:rFonts w:ascii="Times New Roman" w:eastAsia="Times New Roman" w:hAnsi="Times New Roman" w:cs="Times New Roman"/>
+          <w:b/>
+          <w:bCs/>
+          <w:kern w:val="0"/>
+          <w:sz w:val="36"/>
+          <w:szCs w:val="36"/>
+          <w14:ligatures w14:val="none"/>
+        </w:rPr>
+        <w:t xml:space="preserve"> of Coherent Probabilistic Forecasts for Hierarchical Time Series (Syama Sundar Rangapuram)</w:t>
       </w:r>
     </w:p>
     <w:p>
@@ -2062,7 +2104,7 @@
           <w:sz w:val="20"/>
           <w:szCs w:val="20"/>
         </w:rPr>
-        <w:pict w14:anchorId="2A40F502">
+        <w:pict w14:anchorId="0561F33E">
           <v:rect id="_x0000_i1026" alt="" style="width:468pt;height:.05pt;mso-width-percent:0;mso-height-percent:0;mso-width-percent:0;mso-height-percent:0" o:hralign="center" o:hrstd="t" o:hr="t" fillcolor="#a0a0a0" stroked="f"/>
         </w:pict>
       </w:r>
@@ -2714,7 +2756,7 @@
           <w:sz w:val="20"/>
           <w:szCs w:val="20"/>
         </w:rPr>
-        <w:pict w14:anchorId="1290B180">
+        <w:pict w14:anchorId="744653E5">
           <v:rect id="_x0000_i1025" alt="" style="width:468pt;height:.05pt;mso-width-percent:0;mso-height-percent:0;mso-width-percent:0;mso-height-percent:0" o:hralign="center" o:hrstd="t" o:hr="t" fillcolor="#a0a0a0" stroked="f"/>
         </w:pict>
       </w:r>
@@ -3612,23 +3654,25 @@
           <w:szCs w:val="32"/>
           <w:lang w:bidi="fa-IR"/>
         </w:rPr>
-        <w:t>9 - A machine learning approach for forecasting hierarchical time series (Paolo Mancuso)</w:t>
-      </w:r>
-    </w:p>
-    <w:p>
-      <w:pPr>
-        <w:tabs>
-          <w:tab w:val="left" w:pos="3605"/>
-        </w:tabs>
+        <w:t xml:space="preserve">9 - </w:t>
+      </w:r>
+      <w:r>
         <w:rPr>
           <w:b/>
           <w:bCs/>
           <w:sz w:val="32"/>
           <w:szCs w:val="32"/>
-          <w:lang w:bidi="fa-IR"/>
-        </w:rPr>
-      </w:pPr>
-      <w:r>
+          <w:highlight w:val="yellow"/>
+          <w:lang w:bidi="fa-IR"/>
+        </w:rPr>
+        <w:t>A machine learning approach for forecasting hierarchical time series (Paolo Mancuso)</w:t>
+      </w:r>
+    </w:p>
+    <w:p>
+      <w:pPr>
+        <w:tabs>
+          <w:tab w:val="left" w:pos="3605"/>
+        </w:tabs>
         <w:rPr>
           <w:b/>
           <w:bCs/>
@@ -3636,7 +3680,36 @@
           <w:szCs w:val="32"/>
           <w:lang w:bidi="fa-IR"/>
         </w:rPr>
-        <w:t>Best fot point forecasting.</w:t>
+      </w:pPr>
+      <w:r>
+        <w:rPr>
+          <w:b/>
+          <w:bCs/>
+          <w:sz w:val="32"/>
+          <w:szCs w:val="32"/>
+          <w:lang w:bidi="fa-IR"/>
+        </w:rPr>
+        <w:t>Best fo</w:t>
+      </w:r>
+      <w:r>
+        <w:rPr>
+          <w:b/>
+          <w:bCs/>
+          <w:sz w:val="32"/>
+          <w:szCs w:val="32"/>
+          <w:lang w:bidi="fa-IR"/>
+        </w:rPr>
+        <w:t>r</w:t>
+      </w:r>
+      <w:r>
+        <w:rPr>
+          <w:b/>
+          <w:bCs/>
+          <w:sz w:val="32"/>
+          <w:szCs w:val="32"/>
+          <w:lang w:bidi="fa-IR"/>
+        </w:rPr>
+        <w:t xml:space="preserve"> point forecasting.</w:t>
       </w:r>
     </w:p>
     <w:p>
